--- a/BaoCaoDoAn_1.docx
+++ b/BaoCaoDoAn_1.docx
@@ -200,9 +200,30 @@
         <w:rPr>
           <w:sz w:val="36"/>
           <w:szCs w:val="36"/>
+          <w:lang w:val="en-US"/>
         </w:rPr>
-        <w:t>Student: Bùi Thanh Thảo</w:t>
-      </w:r>
+        <w:t xml:space="preserve">Full source code: </w:t>
+      </w:r>
+      <w:hyperlink r:id="rId9" w:history="1">
+        <w:r>
+          <w:rPr>
+            <w:rStyle w:val="Hyperlink"/>
+            <w:sz w:val="36"/>
+            <w:szCs w:val="36"/>
+            <w:lang w:val="en-US"/>
+          </w:rPr>
+          <w:t>G</w:t>
+        </w:r>
+        <w:r>
+          <w:rPr>
+            <w:rStyle w:val="Hyperlink"/>
+            <w:sz w:val="36"/>
+            <w:szCs w:val="36"/>
+            <w:lang w:val="en-US"/>
+          </w:rPr>
+          <w:t>ithub</w:t>
+        </w:r>
+      </w:hyperlink>
     </w:p>
     <w:p>
       <w:pPr>
@@ -220,9 +241,8 @@
         <w:rPr>
           <w:sz w:val="36"/>
           <w:szCs w:val="36"/>
-          <w:lang w:val="en-US"/>
         </w:rPr>
-        <w:t>Student ID: 20233876</w:t>
+        <w:t>Student: Bùi Thanh Thảo</w:t>
       </w:r>
     </w:p>
     <w:p>
@@ -241,6 +261,27 @@
         <w:rPr>
           <w:sz w:val="36"/>
           <w:szCs w:val="36"/>
+          <w:lang w:val="en-US"/>
+        </w:rPr>
+        <w:t>Student ID: 20233876</w:t>
+      </w:r>
+    </w:p>
+    <w:p>
+      <w:pPr>
+        <w:tabs>
+          <w:tab w:val="right" w:pos="9026"/>
+        </w:tabs>
+        <w:ind w:left="2160"/>
+        <w:rPr>
+          <w:sz w:val="36"/>
+          <w:szCs w:val="36"/>
+          <w:lang w:val="en-US"/>
+        </w:rPr>
+      </w:pPr>
+      <w:r>
+        <w:rPr>
+          <w:sz w:val="36"/>
+          <w:szCs w:val="36"/>
         </w:rPr>
         <w:t>Instructor: PhD. Vương Hoàng Na</w:t>
       </w:r>
@@ -252,19 +293,6 @@
         </w:rPr>
         <w:t>m</w:t>
       </w:r>
-    </w:p>
-    <w:p>
-      <w:pPr>
-        <w:tabs>
-          <w:tab w:val="right" w:pos="9026"/>
-        </w:tabs>
-        <w:spacing w:beforeAutospacing="1" w:after="300" w:line="240" w:lineRule="auto"/>
-        <w:ind w:left="2160"/>
-        <w:rPr>
-          <w:sz w:val="36"/>
-          <w:szCs w:val="36"/>
-        </w:rPr>
-      </w:pPr>
     </w:p>
     <w:p>
       <w:pPr>
@@ -6471,7 +6499,7 @@
                     <pic:cNvPicPr/>
                   </pic:nvPicPr>
                   <pic:blipFill>
-                    <a:blip r:embed="rId9"/>
+                    <a:blip r:embed="rId10"/>
                     <a:stretch>
                       <a:fillRect/>
                     </a:stretch>
@@ -7139,7 +7167,7 @@
                     <pic:cNvPicPr/>
                   </pic:nvPicPr>
                   <pic:blipFill>
-                    <a:blip r:embed="rId10"/>
+                    <a:blip r:embed="rId11"/>
                     <a:stretch>
                       <a:fillRect/>
                     </a:stretch>
@@ -7370,7 +7398,7 @@
                     <pic:cNvPicPr/>
                   </pic:nvPicPr>
                   <pic:blipFill>
-                    <a:blip r:embed="rId11"/>
+                    <a:blip r:embed="rId12"/>
                     <a:stretch>
                       <a:fillRect/>
                     </a:stretch>
@@ -7524,7 +7552,7 @@
                     <pic:cNvPicPr/>
                   </pic:nvPicPr>
                   <pic:blipFill>
-                    <a:blip r:embed="rId12"/>
+                    <a:blip r:embed="rId13"/>
                     <a:stretch>
                       <a:fillRect/>
                     </a:stretch>
@@ -7597,7 +7625,7 @@
                     <pic:cNvPicPr/>
                   </pic:nvPicPr>
                   <pic:blipFill>
-                    <a:blip r:embed="rId13"/>
+                    <a:blip r:embed="rId14"/>
                     <a:stretch>
                       <a:fillRect/>
                     </a:stretch>
@@ -7670,7 +7698,7 @@
                     <pic:cNvPicPr/>
                   </pic:nvPicPr>
                   <pic:blipFill>
-                    <a:blip r:embed="rId14"/>
+                    <a:blip r:embed="rId15"/>
                     <a:stretch>
                       <a:fillRect/>
                     </a:stretch>
@@ -10459,7 +10487,7 @@
       </w:pPr>
     </w:p>
     <w:sectPr>
-      <w:footerReference w:type="default" r:id="rId15"/>
+      <w:footerReference w:type="default" r:id="rId16"/>
       <w:pgSz w:w="11906" w:h="16838"/>
       <w:pgMar w:top="1440" w:right="1440" w:bottom="1440" w:left="1440" w:header="706" w:footer="706" w:gutter="0"/>
       <w:pgBorders w:display="firstPage" w:offsetFrom="page">
@@ -11463,6 +11491,18 @@
       <w:ind w:left="520"/>
     </w:pPr>
   </w:style>
+  <w:style w:type="character" w:styleId="UnresolvedMention">
+    <w:name w:val="Unresolved Mention"/>
+    <w:basedOn w:val="DefaultParagraphFont"/>
+    <w:uiPriority w:val="99"/>
+    <w:semiHidden/>
+    <w:unhideWhenUsed/>
+    <w:rsid w:val="00802A6C"/>
+    <w:rPr>
+      <w:color w:val="605E5C"/>
+      <w:shd w:val="clear" w:color="auto" w:fill="E1DFDD"/>
+    </w:rPr>
+  </w:style>
 </w:styles>
 </file>
 
